--- a/docs/tesis/Nota_Aceptacion_Director_Bianchi.docx
+++ b/docs/tesis/Nota_Aceptacion_Director_Bianchi.docx
@@ -4,6 +4,7 @@
   <w:body>
     <w:p>
       <w:pPr>
+        <w:jc w:val="right"/>
         <w:rPr>
           <w:lang w:val="es-AR"/>
         </w:rPr>
@@ -14,6 +15,14 @@
         </w:rPr>
         <w:t>Ciudad Autónoma de Buenos Aires, 22/09/2025</w:t>
       </w:r>
+    </w:p>
+    <w:p>
+      <w:pPr>
+        <w:spacing w:line="360" w:lineRule="auto"/>
+        <w:rPr>
+          <w:lang w:val="es-AR"/>
+        </w:rPr>
+      </w:pPr>
     </w:p>
     <w:p>
       <w:pPr>
@@ -51,6 +60,9 @@
         </w:rPr>
       </w:pPr>
       <w:r>
+        <w:rPr>
+          <w:lang w:val="es-AR"/>
+        </w:rPr>
         <w:t>______________________________________</w:t>
       </w:r>
     </w:p>
@@ -117,14 +129,12 @@
         </w:rPr>
         <w:t xml:space="preserve"> de la tesis titulada "clasificación arancelaria con </w:t>
       </w:r>
-      <w:proofErr w:type="spellStart"/>
       <w:r>
         <w:rPr>
           <w:lang w:val="es-AR"/>
         </w:rPr>
-        <w:t>nlp</w:t>
+        <w:t>procesamiento de lenguaje natural</w:t>
       </w:r>
-      <w:proofErr w:type="spellEnd"/>
       <w:r>
         <w:rPr>
           <w:lang w:val="es-AR"/>

--- a/docs/tesis/Nota_Aceptacion_Director_Bianchi.docx
+++ b/docs/tesis/Nota_Aceptacion_Director_Bianchi.docx
@@ -13,7 +13,31 @@
         <w:rPr>
           <w:lang w:val="es-AR"/>
         </w:rPr>
-        <w:t>Ciudad Autónoma de Buenos Aires, 22/09/2025</w:t>
+        <w:t xml:space="preserve">Ciudad Autónoma de Buenos Aires, </w:t>
+      </w:r>
+      <w:r>
+        <w:rPr>
+          <w:lang w:val="es-AR"/>
+        </w:rPr>
+        <w:t>10</w:t>
+      </w:r>
+      <w:r>
+        <w:rPr>
+          <w:lang w:val="es-AR"/>
+        </w:rPr>
+        <w:t>/</w:t>
+      </w:r>
+      <w:r>
+        <w:rPr>
+          <w:lang w:val="es-AR"/>
+        </w:rPr>
+        <w:t>11</w:t>
+      </w:r>
+      <w:r>
+        <w:rPr>
+          <w:lang w:val="es-AR"/>
+        </w:rPr>
+        <w:t>/2025</w:t>
       </w:r>
     </w:p>
     <w:p>
@@ -99,35 +123,7 @@
         <w:rPr>
           <w:lang w:val="es-AR"/>
         </w:rPr>
-        <w:t xml:space="preserve">Yo, Dr. Bruno Bianchi, por </w:t>
-      </w:r>
-      <w:proofErr w:type="gramStart"/>
-      <w:r>
-        <w:rPr>
-          <w:lang w:val="es-AR"/>
-        </w:rPr>
-        <w:t>la presente manifiesto</w:t>
-      </w:r>
-      <w:proofErr w:type="gramEnd"/>
-      <w:r>
-        <w:rPr>
-          <w:lang w:val="es-AR"/>
-        </w:rPr>
-        <w:t xml:space="preserve"> mi conformidad en desempeñarme como </w:t>
-      </w:r>
-      <w:proofErr w:type="gramStart"/>
-      <w:r>
-        <w:rPr>
-          <w:lang w:val="es-AR"/>
-        </w:rPr>
-        <w:t>Director</w:t>
-      </w:r>
-      <w:proofErr w:type="gramEnd"/>
-      <w:r>
-        <w:rPr>
-          <w:lang w:val="es-AR"/>
-        </w:rPr>
-        <w:t xml:space="preserve"> de la tesis titulada "clasificación arancelaria con </w:t>
+        <w:t xml:space="preserve">Yo, Dr. Bruno Bianchi, por la presente manifiesto mi conformidad en desempeñarme como Director de la tesis titulada "clasificación arancelaria con </w:t>
       </w:r>
       <w:r>
         <w:rPr>
@@ -192,7 +188,12 @@
           <w:lang w:val="es-AR"/>
         </w:rPr>
         <w:br/>
-        <w:t>[Afiliación institucional]</w:t>
+      </w:r>
+      <w:r>
+        <w:rPr>
+          <w:lang w:val="es-AR"/>
+        </w:rPr>
+        <w:t>Universidad Nacional de Buenos Aires</w:t>
       </w:r>
       <w:r>
         <w:rPr>
